--- a/class note.docx
+++ b/class note.docx
@@ -802,12 +802,110 @@
     <w:p>
       <w:pPr>
         <w:ind w:firstLine="0"/>
-        <w:rPr>
-          <w:rFonts w:hint="eastAsia"/>
-        </w:rPr>
       </w:pPr>
       <w:r>
         <w:t>}</w:t>
+      </w:r>
+    </w:p>
+    <w:p>
+      <w:pPr>
+        <w:ind w:firstLine="0"/>
+      </w:pPr>
+    </w:p>
+    <w:p>
+      <w:pPr>
+        <w:ind w:firstLine="0"/>
+      </w:pPr>
+      <w:r>
+        <w:rPr>
+          <w:rFonts w:hint="eastAsia"/>
+        </w:rPr>
+        <w:t>越界数组</w:t>
+      </w:r>
+    </w:p>
+    <w:p>
+      <w:pPr>
+        <w:ind w:firstLine="0"/>
+      </w:pPr>
+    </w:p>
+    <w:p>
+      <w:pPr>
+        <w:ind w:firstLine="0"/>
+      </w:pPr>
+      <w:r>
+        <w:rPr>
+          <w:rFonts w:hint="eastAsia"/>
+        </w:rPr>
+        <w:t>多维数组第一维可以不用写范围</w:t>
+      </w:r>
+      <w:r>
+        <w:rPr>
+          <w:rFonts w:hint="eastAsia"/>
+        </w:rPr>
+        <w:t xml:space="preserve"> </w:t>
+      </w:r>
+      <w:r>
+        <w:rPr>
+          <w:rFonts w:hint="eastAsia"/>
+        </w:rPr>
+        <w:t>后面的维度一定要定义范围</w:t>
+      </w:r>
+    </w:p>
+    <w:p>
+      <w:pPr>
+        <w:ind w:firstLine="0"/>
+      </w:pPr>
+    </w:p>
+    <w:p>
+      <w:pPr>
+        <w:ind w:firstLine="0"/>
+      </w:pPr>
+      <w:r>
+        <w:rPr>
+          <w:rFonts w:hint="eastAsia"/>
+        </w:rPr>
+        <w:t>STL</w:t>
+      </w:r>
+      <w:r>
+        <w:rPr>
+          <w:rFonts w:hint="eastAsia"/>
+        </w:rPr>
+        <w:t>不考</w:t>
+      </w:r>
+    </w:p>
+    <w:p>
+      <w:pPr>
+        <w:ind w:firstLine="0"/>
+        <w:rPr>
+          <w:rFonts w:hint="eastAsia"/>
+        </w:rPr>
+      </w:pPr>
+      <w:r>
+        <w:t>E</w:t>
+      </w:r>
+      <w:r>
+        <w:rPr>
+          <w:rFonts w:hint="eastAsia"/>
+        </w:rPr>
+        <w:t>xit</w:t>
+      </w:r>
+      <w:r>
+        <w:rPr>
+          <w:rFonts w:hint="eastAsia"/>
+        </w:rPr>
+        <w:t>（</w:t>
+      </w:r>
+      <w:r>
+        <w:rPr>
+          <w:rFonts w:hint="eastAsia"/>
+        </w:rPr>
+        <w:t>0</w:t>
+      </w:r>
+      <w:r>
+        <w:rPr>
+          <w:rFonts w:hint="eastAsia"/>
+        </w:rPr>
+        <w:t>）后程序会退出，跳过后面所有</w:t>
       </w:r>
     </w:p>
     <w:sectPr>
